--- a/spa/docx/33.content.docx
+++ b/spa/docx/33.content.docx
@@ -19,7 +19,7 @@
         <w:rPr>
           <w:lang w:val="es_ES" w:bidi="es_ES"/>
         </w:rPr>
-        <w:t>Resource: Notas de Estudio - Introducciones a los Libros (Tyndale)</w:t>
+        <w:t>Resource: Tyndale Open Study Notes</w:t>
       </w:r>
       <w:r>
         <w:rPr>
@@ -112,7 +112,7 @@
         <w:rPr>
           <w:lang w:val="es_ES" w:bidi="es_ES"/>
         </w:rPr>
-        <w:t>Notas de Estudio - Introducciones a los Libros (Tyndale)</w:t>
+        <w:t>Tyndale Open Study Notes</w:t>
       </w:r>
     </w:p>
     <w:p>

--- a/spa/docx/33.content.docx
+++ b/spa/docx/33.content.docx
@@ -19,7 +19,7 @@
         <w:rPr>
           <w:lang w:val="es_ES" w:bidi="es_ES"/>
         </w:rPr>
-        <w:t>Resource: Tyndale Open Study Notes</w:t>
+        <w:t>Resource: Aquifer Open Study Notes (Book Intros)</w:t>
       </w:r>
       <w:r>
         <w:rPr>
@@ -112,7 +112,7 @@
         <w:rPr>
           <w:lang w:val="es_ES" w:bidi="es_ES"/>
         </w:rPr>
-        <w:t>Tyndale Open Study Notes</w:t>
+        <w:t>Aquifer Open Study Notes (Book Intros)</w:t>
       </w:r>
     </w:p>
     <w:p>

--- a/spa/docx/33.content.docx
+++ b/spa/docx/33.content.docx
@@ -284,18 +284,12 @@
         </w:rPr>
         <w:t xml:space="preserve"> de Aram (cuya capital era Damasco) y al rey Peka de Israel para oprimir a Judá (</w:t>
       </w:r>
-      <w:hyperlink r:id="rId13">
-        <w:r>
-          <w:rPr>
-            <w:lang w:val="es_ES" w:bidi="es_ES"/>
-          </w:rPr>
-          <w:rPr>
-            <w:color w:val="0000EE"/>
-            <w:u w:val="single"/>
-          </w:rPr>
-          <w:t>2 Re 15:32–38</w:t>
-        </w:r>
-      </w:hyperlink>
+      <w:r>
+        <w:rPr>
+          <w:lang w:val="es_ES" w:bidi="es_ES"/>
+        </w:rPr>
+        <w:t>2 Re 15:32–38</w:t>
+      </w:r>
       <w:r>
         <w:rPr>
           <w:lang w:val="es_ES" w:bidi="es_ES"/>
@@ -316,102 +310,66 @@
         </w:rPr>
         <w:t>Acaz, el hijo de Jotam, siguió los caminos malvados de los reyes del norte de Israel. Participó en prácticas prohibidas, incluyendo el sacrificio de niños, la quema de incienso pagano y el culto a la fertilidad (</w:t>
       </w:r>
-      <w:hyperlink r:id="rId14">
-        <w:r>
-          <w:rPr>
-            <w:lang w:val="es_ES" w:bidi="es_ES"/>
-          </w:rPr>
-          <w:rPr>
-            <w:color w:val="0000EE"/>
-            <w:u w:val="single"/>
-          </w:rPr>
-          <w:t>2 Re 16:1–4</w:t>
-        </w:r>
-      </w:hyperlink>
+      <w:r>
+        <w:rPr>
+          <w:lang w:val="es_ES" w:bidi="es_ES"/>
+        </w:rPr>
+        <w:t>2 Re 16:1–4</w:t>
+      </w:r>
       <w:r>
         <w:rPr>
           <w:lang w:val="es_ES" w:bidi="es_ES"/>
         </w:rPr>
         <w:t>). Cuando los edomitas y filisteos se trasladaron a las áreas del sur de Palestina que habían sido conquistadas por Resín y Peka (</w:t>
       </w:r>
-      <w:hyperlink r:id="rId15">
-        <w:r>
-          <w:rPr>
-            <w:lang w:val="es_ES" w:bidi="es_ES"/>
-          </w:rPr>
-          <w:rPr>
-            <w:color w:val="0000EE"/>
-            <w:u w:val="single"/>
-          </w:rPr>
-          <w:t xml:space="preserve">2 Re 16:5–6, </w:t>
-        </w:r>
-      </w:hyperlink>
-      <w:hyperlink r:id="rId16">
-        <w:r>
-          <w:rPr>
-            <w:lang w:val="es_ES" w:bidi="es_ES"/>
-          </w:rPr>
-          <w:rPr>
-            <w:color w:val="0000EE"/>
-            <w:u w:val="single"/>
-          </w:rPr>
-          <w:t>2 Cro 28:18</w:t>
-        </w:r>
-      </w:hyperlink>
+      <w:r>
+        <w:rPr>
+          <w:lang w:val="es_ES" w:bidi="es_ES"/>
+        </w:rPr>
+        <w:t xml:space="preserve">2 Re 16:5–6, </w:t>
+      </w:r>
+      <w:r>
+        <w:rPr>
+          <w:lang w:val="es_ES" w:bidi="es_ES"/>
+        </w:rPr>
+        <w:t>2 Cro 28:18</w:t>
+      </w:r>
       <w:r>
         <w:rPr>
           <w:lang w:val="es_ES" w:bidi="es_ES"/>
         </w:rPr>
         <w:t>), Acaz hizo una alianza con el rey asirio Tiglat-piléser III (744–727 a.C.), pagando oro del templo y de los tesoros reales como tributo a los asirios (</w:t>
       </w:r>
-      <w:hyperlink r:id="rId17">
-        <w:r>
-          <w:rPr>
-            <w:lang w:val="es_ES" w:bidi="es_ES"/>
-          </w:rPr>
-          <w:rPr>
-            <w:color w:val="0000EE"/>
-            <w:u w:val="single"/>
-          </w:rPr>
-          <w:t>2 Re 16:7–9</w:t>
-        </w:r>
-      </w:hyperlink>
+      <w:r>
+        <w:rPr>
+          <w:lang w:val="es_ES" w:bidi="es_ES"/>
+        </w:rPr>
+        <w:t>2 Re 16:7–9</w:t>
+      </w:r>
       <w:r>
         <w:rPr>
           <w:lang w:val="es_ES" w:bidi="es_ES"/>
         </w:rPr>
         <w:t>). Acaz corrompió el culto de Judá al introducir altares paganos en Jerusalén (</w:t>
       </w:r>
-      <w:hyperlink r:id="rId18">
-        <w:r>
-          <w:rPr>
-            <w:lang w:val="es_ES" w:bidi="es_ES"/>
-          </w:rPr>
-          <w:rPr>
-            <w:color w:val="0000EE"/>
-            <w:u w:val="single"/>
-          </w:rPr>
-          <w:t>2 Re 16:10–13</w:t>
-        </w:r>
-      </w:hyperlink>
+      <w:r>
+        <w:rPr>
+          <w:lang w:val="es_ES" w:bidi="es_ES"/>
+        </w:rPr>
+        <w:t>2 Re 16:10–13</w:t>
+      </w:r>
       <w:r>
         <w:rPr>
           <w:lang w:val="es_ES" w:bidi="es_ES"/>
         </w:rPr>
         <w:t>) e inhibió el culto al Señor (</w:t>
       </w:r>
-      <w:hyperlink r:id="rId19">
-        <w:r>
-          <w:rPr>
-            <w:lang w:val="es_ES" w:bidi="es_ES"/>
-          </w:rPr>
-          <w:rPr>
-            <w:color w:val="0000EE"/>
-            <w:u w:val="single"/>
-          </w:rPr>
-          <w:t>2 Re 16:14–20</w:t>
-        </w:r>
-      </w:hyperlink>
+      <w:r>
+        <w:rPr>
+          <w:lang w:val="es_ES" w:bidi="es_ES"/>
+        </w:rPr>
+        <w:t>2 Re 16:14–20</w:t>
+      </w:r>
       <w:r>
         <w:rPr>
           <w:lang w:val="es_ES" w:bidi="es_ES"/>
@@ -432,36 +390,24 @@
         </w:rPr>
         <w:t>A diferencia de su padre Acaz, Ezequías fue un rey justo. Presenció la caída de Samaria (722 a.C.) ante los asirios bajo el mando de Salmanasar V (726–722 a.C.) y Sargón II (721–705 a.C.). Durante su reinado, en 701 a.C., Dios salvó a Jerusalén de la destrucción por parte del rey Senaquerib de Asiria (704–681 a.C.), aunque Senaquerib devastó alrededor de cuarenta y seis ciudades en Israel y Judá (</w:t>
       </w:r>
-      <w:hyperlink r:id="rId20">
-        <w:r>
-          <w:rPr>
-            <w:lang w:val="es_ES" w:bidi="es_ES"/>
-          </w:rPr>
-          <w:rPr>
-            <w:color w:val="0000EE"/>
-            <w:u w:val="single"/>
-          </w:rPr>
-          <w:t>2 Re 18:1–19:37</w:t>
-        </w:r>
-      </w:hyperlink>
+      <w:r>
+        <w:rPr>
+          <w:lang w:val="es_ES" w:bidi="es_ES"/>
+        </w:rPr>
+        <w:t>2 Re 18:1–19:37</w:t>
+      </w:r>
       <w:r>
         <w:rPr>
           <w:lang w:val="es_ES" w:bidi="es_ES"/>
         </w:rPr>
         <w:t>). Dios también curó a Ezequías de una enfermedad grave. Sin embargo, Ezequías imprudentemente recibió a enviados del rey babilónico Merodac-baladán, quien buscaba una alianza con Ezequías contra Asiria (</w:t>
       </w:r>
-      <w:hyperlink r:id="rId21">
-        <w:r>
-          <w:rPr>
-            <w:lang w:val="es_ES" w:bidi="es_ES"/>
-          </w:rPr>
-          <w:rPr>
-            <w:color w:val="0000EE"/>
-            <w:u w:val="single"/>
-          </w:rPr>
-          <w:t>2 Re 20:12–21</w:t>
-        </w:r>
-      </w:hyperlink>
+      <w:r>
+        <w:rPr>
+          <w:lang w:val="es_ES" w:bidi="es_ES"/>
+        </w:rPr>
+        <w:t>2 Re 20:12–21</w:t>
+      </w:r>
       <w:r>
         <w:rPr>
           <w:lang w:val="es_ES" w:bidi="es_ES"/>
@@ -482,72 +428,48 @@
         </w:rPr>
         <w:t>Durante los primeros años de este período, antes de la destrucción de Samaria, los reyes del norte de Israel fueron Peka (752–732 a.C.) y Oseas (732–722 a.C.). Bajo ambos reyes, Israel se desvió aún más en los caminos de Jeroboam I, quien había hecho que Israel se apartara de Dios (</w:t>
       </w:r>
-      <w:hyperlink r:id="rId22">
-        <w:r>
-          <w:rPr>
-            <w:lang w:val="es_ES" w:bidi="es_ES"/>
-          </w:rPr>
-          <w:rPr>
-            <w:color w:val="0000EE"/>
-            <w:u w:val="single"/>
-          </w:rPr>
-          <w:t>2 Re 15:28</w:t>
-        </w:r>
-      </w:hyperlink>
+      <w:r>
+        <w:rPr>
+          <w:lang w:val="es_ES" w:bidi="es_ES"/>
+        </w:rPr>
+        <w:t>2 Re 15:28</w:t>
+      </w:r>
       <w:r>
         <w:rPr>
           <w:lang w:val="es_ES" w:bidi="es_ES"/>
         </w:rPr>
         <w:t>). Durante el reinado de Peka, partes del norte de Israel fueron llevadas al cautiverio (</w:t>
       </w:r>
-      <w:hyperlink r:id="rId23">
-        <w:r>
-          <w:rPr>
-            <w:lang w:val="es_ES" w:bidi="es_ES"/>
-          </w:rPr>
-          <w:rPr>
-            <w:color w:val="0000EE"/>
-            <w:u w:val="single"/>
-          </w:rPr>
-          <w:t>2 Re 15:29</w:t>
-        </w:r>
-      </w:hyperlink>
+      <w:r>
+        <w:rPr>
+          <w:lang w:val="es_ES" w:bidi="es_ES"/>
+        </w:rPr>
+        <w:t>2 Re 15:29</w:t>
+      </w:r>
       <w:r>
         <w:rPr>
           <w:lang w:val="es_ES" w:bidi="es_ES"/>
         </w:rPr>
         <w:t>). Peka fue asesinado por Oseas, quien reinó hasta la caída de Samaria en 722 a.C. (</w:t>
       </w:r>
-      <w:hyperlink r:id="rId24">
-        <w:r>
-          <w:rPr>
-            <w:lang w:val="es_ES" w:bidi="es_ES"/>
-          </w:rPr>
-          <w:rPr>
-            <w:color w:val="0000EE"/>
-            <w:u w:val="single"/>
-          </w:rPr>
-          <w:t>2 Re 15:30–31,</w:t>
-        </w:r>
-      </w:hyperlink>
+      <w:r>
+        <w:rPr>
+          <w:lang w:val="es_ES" w:bidi="es_ES"/>
+        </w:rPr>
+        <w:t>2 Re 15:30–31,</w:t>
+      </w:r>
       <w:r>
         <w:rPr>
           <w:lang w:val="es_ES" w:bidi="es_ES"/>
         </w:rPr>
         <w:t xml:space="preserve"> </w:t>
       </w:r>
-      <w:hyperlink r:id="rId25">
-        <w:r>
-          <w:rPr>
-            <w:lang w:val="es_ES" w:bidi="es_ES"/>
-          </w:rPr>
-          <w:rPr>
-            <w:color w:val="0000EE"/>
-            <w:u w:val="single"/>
-          </w:rPr>
-          <w:t>17:6</w:t>
-        </w:r>
-      </w:hyperlink>
+      <w:r>
+        <w:rPr>
+          <w:lang w:val="es_ES" w:bidi="es_ES"/>
+        </w:rPr>
+        <w:t>17:6</w:t>
+      </w:r>
       <w:r>
         <w:rPr>
           <w:lang w:val="es_ES" w:bidi="es_ES"/>
@@ -568,36 +490,24 @@
         </w:rPr>
         <w:t>Tal como Miqueas había advertido, el reino del norte de Israel fue destruido y su pueblo llevado al exilio. Oseas se rebeló contra Asiria y buscó ayuda en Egipto, pero cuando Salmanasar V descubrió la traición de Oseas, sitió Samaria, la capturó y la destruyó en 722 a.C., tras un asedio de tres años. Oseas fue encarcelado, los israelitas fueron dispersados entre las provincias asirias y los reinos vasallos (</w:t>
       </w:r>
-      <w:hyperlink r:id="rId26">
-        <w:r>
-          <w:rPr>
-            <w:lang w:val="es_ES" w:bidi="es_ES"/>
-          </w:rPr>
-          <w:rPr>
-            <w:color w:val="0000EE"/>
-            <w:u w:val="single"/>
-          </w:rPr>
-          <w:t>2 Re 17:5–6</w:t>
-        </w:r>
-      </w:hyperlink>
+      <w:r>
+        <w:rPr>
+          <w:lang w:val="es_ES" w:bidi="es_ES"/>
+        </w:rPr>
+        <w:t>2 Re 17:5–6</w:t>
+      </w:r>
       <w:r>
         <w:rPr>
           <w:lang w:val="es_ES" w:bidi="es_ES"/>
         </w:rPr>
         <w:t>), y personas de varias naciones fueron llevadas a la tierra devastada de Israel para habitarla (</w:t>
       </w:r>
-      <w:hyperlink r:id="rId27">
-        <w:r>
-          <w:rPr>
-            <w:lang w:val="es_ES" w:bidi="es_ES"/>
-          </w:rPr>
-          <w:rPr>
-            <w:color w:val="0000EE"/>
-            <w:u w:val="single"/>
-          </w:rPr>
-          <w:t>2 Re 17:24–41</w:t>
-        </w:r>
-      </w:hyperlink>
+      <w:r>
+        <w:rPr>
+          <w:lang w:val="es_ES" w:bidi="es_ES"/>
+        </w:rPr>
+        <w:t>2 Re 17:24–41</w:t>
+      </w:r>
       <w:r>
         <w:rPr>
           <w:lang w:val="es_ES" w:bidi="es_ES"/>
@@ -629,72 +539,48 @@
         </w:rPr>
         <w:t>Después del subtitulo del libro (</w:t>
       </w:r>
-      <w:hyperlink r:id="rId28">
-        <w:r>
-          <w:rPr>
-            <w:lang w:val="es_ES" w:bidi="es_ES"/>
-          </w:rPr>
-          <w:rPr>
-            <w:color w:val="0000EE"/>
-            <w:u w:val="single"/>
-          </w:rPr>
-          <w:t>1:1</w:t>
-        </w:r>
-      </w:hyperlink>
+      <w:r>
+        <w:rPr>
+          <w:lang w:val="es_ES" w:bidi="es_ES"/>
+        </w:rPr>
+        <w:t>1:1</w:t>
+      </w:r>
       <w:r>
         <w:rPr>
           <w:lang w:val="es_ES" w:bidi="es_ES"/>
         </w:rPr>
         <w:t>), cada una de las tres secciones comienza llamando a Israel a “escuchar” (</w:t>
       </w:r>
-      <w:hyperlink r:id="rId29">
-        <w:r>
-          <w:rPr>
-            <w:lang w:val="es_ES" w:bidi="es_ES"/>
-          </w:rPr>
-          <w:rPr>
-            <w:color w:val="0000EE"/>
-            <w:u w:val="single"/>
-          </w:rPr>
-          <w:t>1:2–2:13,</w:t>
-        </w:r>
-      </w:hyperlink>
+      <w:r>
+        <w:rPr>
+          <w:lang w:val="es_ES" w:bidi="es_ES"/>
+        </w:rPr>
+        <w:t>1:2–2:13,</w:t>
+      </w:r>
       <w:r>
         <w:rPr>
           <w:lang w:val="es_ES" w:bidi="es_ES"/>
         </w:rPr>
         <w:t xml:space="preserve"> </w:t>
       </w:r>
-      <w:hyperlink r:id="rId30">
-        <w:r>
-          <w:rPr>
-            <w:lang w:val="es_ES" w:bidi="es_ES"/>
-          </w:rPr>
-          <w:rPr>
-            <w:color w:val="0000EE"/>
-            <w:u w:val="single"/>
-          </w:rPr>
-          <w:t>3:1–5:15,</w:t>
-        </w:r>
-      </w:hyperlink>
+      <w:r>
+        <w:rPr>
+          <w:lang w:val="es_ES" w:bidi="es_ES"/>
+        </w:rPr>
+        <w:t>3:1–5:15,</w:t>
+      </w:r>
       <w:r>
         <w:rPr>
           <w:lang w:val="es_ES" w:bidi="es_ES"/>
         </w:rPr>
         <w:t xml:space="preserve"> </w:t>
       </w:r>
-      <w:hyperlink r:id="rId31">
-        <w:r>
-          <w:rPr>
-            <w:lang w:val="es_ES" w:bidi="es_ES"/>
-          </w:rPr>
-          <w:rPr>
-            <w:color w:val="0000EE"/>
-            <w:u w:val="single"/>
-          </w:rPr>
-          <w:t>6:1–7:6</w:t>
-        </w:r>
-      </w:hyperlink>
+      <w:r>
+        <w:rPr>
+          <w:lang w:val="es_ES" w:bidi="es_ES"/>
+        </w:rPr>
+        <w:t>6:1–7:6</w:t>
+      </w:r>
       <w:r>
         <w:rPr>
           <w:lang w:val="es_ES" w:bidi="es_ES"/>
@@ -715,90 +601,60 @@
         </w:rPr>
         <w:t xml:space="preserve">El mensaje de juicio de Miqueas está intercalado con palabras de esperanza, sin embargo (ver </w:t>
       </w:r>
-      <w:hyperlink r:id="rId32">
-        <w:r>
-          <w:rPr>
-            <w:lang w:val="es_ES" w:bidi="es_ES"/>
-          </w:rPr>
-          <w:rPr>
-            <w:color w:val="0000EE"/>
-            <w:u w:val="single"/>
-          </w:rPr>
-          <w:t>2:12–13</w:t>
-        </w:r>
-      </w:hyperlink>
+      <w:r>
+        <w:rPr>
+          <w:lang w:val="es_ES" w:bidi="es_ES"/>
+        </w:rPr>
+        <w:t>2:12–13</w:t>
+      </w:r>
       <w:r>
         <w:rPr>
           <w:lang w:val="es_ES" w:bidi="es_ES"/>
         </w:rPr>
         <w:t xml:space="preserve">; </w:t>
       </w:r>
-      <w:hyperlink r:id="rId33">
-        <w:r>
-          <w:rPr>
-            <w:lang w:val="es_ES" w:bidi="es_ES"/>
-          </w:rPr>
-          <w:rPr>
-            <w:color w:val="0000EE"/>
-            <w:u w:val="single"/>
-          </w:rPr>
-          <w:t>4:1–8</w:t>
-        </w:r>
-      </w:hyperlink>
+      <w:r>
+        <w:rPr>
+          <w:lang w:val="es_ES" w:bidi="es_ES"/>
+        </w:rPr>
+        <w:t>4:1–8</w:t>
+      </w:r>
       <w:r>
         <w:rPr>
           <w:lang w:val="es_ES" w:bidi="es_ES"/>
         </w:rPr>
         <w:t>,</w:t>
       </w:r>
-      <w:hyperlink r:id="rId34">
-        <w:r>
-          <w:rPr>
-            <w:lang w:val="es_ES" w:bidi="es_ES"/>
-          </w:rPr>
-          <w:rPr>
-            <w:color w:val="0000EE"/>
-            <w:u w:val="single"/>
-          </w:rPr>
-          <w:t>13</w:t>
-        </w:r>
-      </w:hyperlink>
+      <w:r>
+        <w:rPr>
+          <w:lang w:val="es_ES" w:bidi="es_ES"/>
+        </w:rPr>
+        <w:t>13</w:t>
+      </w:r>
       <w:r>
         <w:rPr>
           <w:lang w:val="es_ES" w:bidi="es_ES"/>
         </w:rPr>
         <w:t xml:space="preserve">; </w:t>
       </w:r>
-      <w:hyperlink r:id="rId35">
-        <w:r>
-          <w:rPr>
-            <w:lang w:val="es_ES" w:bidi="es_ES"/>
-          </w:rPr>
-          <w:rPr>
-            <w:color w:val="0000EE"/>
-            <w:u w:val="single"/>
-          </w:rPr>
-          <w:t>5:2–15</w:t>
-        </w:r>
-      </w:hyperlink>
+      <w:r>
+        <w:rPr>
+          <w:lang w:val="es_ES" w:bidi="es_ES"/>
+        </w:rPr>
+        <w:t>5:2–15</w:t>
+      </w:r>
       <w:r>
         <w:rPr>
           <w:lang w:val="es_ES" w:bidi="es_ES"/>
         </w:rPr>
         <w:t xml:space="preserve">; </w:t>
       </w:r>
-      <w:hyperlink r:id="rId36">
-        <w:r>
-          <w:rPr>
-            <w:lang w:val="es_ES" w:bidi="es_ES"/>
-          </w:rPr>
-          <w:rPr>
-            <w:color w:val="0000EE"/>
-            <w:u w:val="single"/>
-          </w:rPr>
-          <w:t>7:7–20</w:t>
-        </w:r>
-      </w:hyperlink>
+      <w:r>
+        <w:rPr>
+          <w:lang w:val="es_ES" w:bidi="es_ES"/>
+        </w:rPr>
+        <w:t>7:7–20</w:t>
+      </w:r>
       <w:r>
         <w:rPr>
           <w:lang w:val="es_ES" w:bidi="es_ES"/>
@@ -842,90 +698,60 @@
         </w:rPr>
         <w:t xml:space="preserve">, un pueblo a unos treinta y cinco kilómetros al sudoeste de Jerusalén. Pasajes como </w:t>
       </w:r>
-      <w:hyperlink r:id="rId37">
-        <w:r>
-          <w:rPr>
-            <w:lang w:val="es_ES" w:bidi="es_ES"/>
-          </w:rPr>
-          <w:rPr>
-            <w:color w:val="0000EE"/>
-            <w:u w:val="single"/>
-          </w:rPr>
-          <w:t>4:6–8</w:t>
-        </w:r>
-      </w:hyperlink>
+      <w:r>
+        <w:rPr>
+          <w:lang w:val="es_ES" w:bidi="es_ES"/>
+        </w:rPr>
+        <w:t>4:6–8</w:t>
+      </w:r>
       <w:r>
         <w:rPr>
           <w:lang w:val="es_ES" w:bidi="es_ES"/>
         </w:rPr>
         <w:t xml:space="preserve"> y </w:t>
       </w:r>
-      <w:hyperlink r:id="rId38">
-        <w:r>
-          <w:rPr>
-            <w:lang w:val="es_ES" w:bidi="es_ES"/>
-          </w:rPr>
-          <w:rPr>
-            <w:color w:val="0000EE"/>
-            <w:u w:val="single"/>
-          </w:rPr>
-          <w:t>7:8–20</w:t>
-        </w:r>
-      </w:hyperlink>
+      <w:r>
+        <w:rPr>
+          <w:lang w:val="es_ES" w:bidi="es_ES"/>
+        </w:rPr>
+        <w:t>7:8–20</w:t>
+      </w:r>
       <w:r>
         <w:rPr>
           <w:lang w:val="es_ES" w:bidi="es_ES"/>
         </w:rPr>
         <w:t xml:space="preserve"> llevan a algunos a sugerir que un editor posterior completó la forma actual del libro en la era post-exílica temprana (538–458 a.C.). Sin embargo, esta conclusión no es necesaria. El profeta Miqueas no es el único profeta pre-exílico que profetiza un regreso (ver </w:t>
       </w:r>
-      <w:hyperlink r:id="rId39">
-        <w:r>
-          <w:rPr>
-            <w:lang w:val="es_ES" w:bidi="es_ES"/>
-          </w:rPr>
-          <w:rPr>
-            <w:color w:val="0000EE"/>
-            <w:u w:val="single"/>
-          </w:rPr>
-          <w:t>Is 52:4–12,</w:t>
-        </w:r>
-      </w:hyperlink>
+      <w:r>
+        <w:rPr>
+          <w:lang w:val="es_ES" w:bidi="es_ES"/>
+        </w:rPr>
+        <w:t>Is 52:4–12,</w:t>
+      </w:r>
       <w:r>
         <w:rPr>
           <w:lang w:val="es_ES" w:bidi="es_ES"/>
         </w:rPr>
         <w:t xml:space="preserve"> </w:t>
       </w:r>
-      <w:hyperlink r:id="rId40">
-        <w:r>
-          <w:rPr>
-            <w:lang w:val="es_ES" w:bidi="es_ES"/>
-          </w:rPr>
-          <w:rPr>
-            <w:color w:val="0000EE"/>
-            <w:u w:val="single"/>
-          </w:rPr>
-          <w:t>Os 11:10–11,</w:t>
-        </w:r>
-      </w:hyperlink>
+      <w:r>
+        <w:rPr>
+          <w:lang w:val="es_ES" w:bidi="es_ES"/>
+        </w:rPr>
+        <w:t>Os 11:10–11,</w:t>
+      </w:r>
       <w:r>
         <w:rPr>
           <w:lang w:val="es_ES" w:bidi="es_ES"/>
         </w:rPr>
         <w:t xml:space="preserve"> </w:t>
       </w:r>
-      <w:hyperlink r:id="rId41">
-        <w:r>
-          <w:rPr>
-            <w:lang w:val="es_ES" w:bidi="es_ES"/>
-          </w:rPr>
-          <w:rPr>
-            <w:color w:val="0000EE"/>
-            <w:u w:val="single"/>
-          </w:rPr>
-          <w:t>Am 9:11–15</w:t>
-        </w:r>
-      </w:hyperlink>
+      <w:r>
+        <w:rPr>
+          <w:lang w:val="es_ES" w:bidi="es_ES"/>
+        </w:rPr>
+        <w:t>Am 9:11–15</w:t>
+      </w:r>
       <w:r>
         <w:rPr>
           <w:lang w:val="es_ES" w:bidi="es_ES"/>
@@ -946,144 +772,96 @@
         </w:rPr>
         <w:t xml:space="preserve">Miqueas empleó el lenguaje figurado para describir eventos, lo que dificulta determinar las circunstancias exactas que ocurrieron cuando profetizó y escribió. Algunas de las profecías de Miqueas probablemente se dieron antes de la destrucción de Samaria en 722 a.C. (ver </w:t>
       </w:r>
-      <w:hyperlink r:id="rId28">
-        <w:r>
-          <w:rPr>
-            <w:lang w:val="es_ES" w:bidi="es_ES"/>
-          </w:rPr>
-          <w:rPr>
-            <w:color w:val="0000EE"/>
-            <w:u w:val="single"/>
-          </w:rPr>
-          <w:t>Mi 1:1</w:t>
-        </w:r>
-      </w:hyperlink>
+      <w:r>
+        <w:rPr>
+          <w:lang w:val="es_ES" w:bidi="es_ES"/>
+        </w:rPr>
+        <w:t>Mi 1:1</w:t>
+      </w:r>
       <w:r>
         <w:rPr>
           <w:lang w:val="es_ES" w:bidi="es_ES"/>
         </w:rPr>
         <w:t>,</w:t>
       </w:r>
-      <w:hyperlink r:id="rId42">
-        <w:r>
-          <w:rPr>
-            <w:lang w:val="es_ES" w:bidi="es_ES"/>
-          </w:rPr>
-          <w:rPr>
-            <w:color w:val="0000EE"/>
-            <w:u w:val="single"/>
-          </w:rPr>
-          <w:t>6</w:t>
-        </w:r>
-      </w:hyperlink>
+      <w:r>
+        <w:rPr>
+          <w:lang w:val="es_ES" w:bidi="es_ES"/>
+        </w:rPr>
+        <w:t>6</w:t>
+      </w:r>
       <w:r>
         <w:rPr>
           <w:lang w:val="es_ES" w:bidi="es_ES"/>
         </w:rPr>
         <w:t xml:space="preserve">; </w:t>
       </w:r>
-      <w:hyperlink r:id="rId43">
-        <w:r>
-          <w:rPr>
-            <w:lang w:val="es_ES" w:bidi="es_ES"/>
-          </w:rPr>
-          <w:rPr>
-            <w:color w:val="0000EE"/>
-            <w:u w:val="single"/>
-          </w:rPr>
-          <w:t>6:16</w:t>
-        </w:r>
-      </w:hyperlink>
+      <w:r>
+        <w:rPr>
+          <w:lang w:val="es_ES" w:bidi="es_ES"/>
+        </w:rPr>
+        <w:t>6:16</w:t>
+      </w:r>
       <w:r>
         <w:rPr>
           <w:lang w:val="es_ES" w:bidi="es_ES"/>
         </w:rPr>
         <w:t xml:space="preserve">). La marcha asiria hacia Israel y Judá en 701 a.C. se refleja en </w:t>
       </w:r>
-      <w:hyperlink r:id="rId44">
-        <w:r>
-          <w:rPr>
-            <w:lang w:val="es_ES" w:bidi="es_ES"/>
-          </w:rPr>
-          <w:rPr>
-            <w:color w:val="0000EE"/>
-            <w:u w:val="single"/>
-          </w:rPr>
-          <w:t>1:10–15</w:t>
-        </w:r>
-      </w:hyperlink>
+      <w:r>
+        <w:rPr>
+          <w:lang w:val="es_ES" w:bidi="es_ES"/>
+        </w:rPr>
+        <w:t>1:10–15</w:t>
+      </w:r>
       <w:r>
         <w:rPr>
           <w:lang w:val="es_ES" w:bidi="es_ES"/>
         </w:rPr>
         <w:t>. La predicción de Miqueas sobre la caída de Jerusalén (</w:t>
       </w:r>
-      <w:hyperlink r:id="rId45">
-        <w:r>
-          <w:rPr>
-            <w:lang w:val="es_ES" w:bidi="es_ES"/>
-          </w:rPr>
-          <w:rPr>
-            <w:color w:val="0000EE"/>
-            <w:u w:val="single"/>
-          </w:rPr>
-          <w:t>3:12</w:t>
-        </w:r>
-      </w:hyperlink>
+      <w:r>
+        <w:rPr>
+          <w:lang w:val="es_ES" w:bidi="es_ES"/>
+        </w:rPr>
+        <w:t>3:12</w:t>
+      </w:r>
       <w:r>
         <w:rPr>
           <w:lang w:val="es_ES" w:bidi="es_ES"/>
         </w:rPr>
         <w:t>) fue realizada durante el reinado de Ezequías (728–686 a.C.) y es mencionada mucho más tarde por Jeremías (</w:t>
       </w:r>
-      <w:hyperlink r:id="rId46">
-        <w:r>
-          <w:rPr>
-            <w:lang w:val="es_ES" w:bidi="es_ES"/>
-          </w:rPr>
-          <w:rPr>
-            <w:color w:val="0000EE"/>
-            <w:u w:val="single"/>
-          </w:rPr>
-          <w:t>Jr 26:16–19</w:t>
-        </w:r>
-      </w:hyperlink>
+      <w:r>
+        <w:rPr>
+          <w:lang w:val="es_ES" w:bidi="es_ES"/>
+        </w:rPr>
+        <w:t>Jr 26:16–19</w:t>
+      </w:r>
       <w:r>
         <w:rPr>
           <w:lang w:val="es_ES" w:bidi="es_ES"/>
         </w:rPr>
         <w:t xml:space="preserve">). El ministerio de Miqueas parece haber coincidido estrechamente con el de Isaías; la similitud entre </w:t>
       </w:r>
-      <w:hyperlink r:id="rId47">
-        <w:r>
-          <w:rPr>
-            <w:lang w:val="es_ES" w:bidi="es_ES"/>
-          </w:rPr>
-          <w:rPr>
-            <w:color w:val="0000EE"/>
-            <w:u w:val="single"/>
-          </w:rPr>
-          <w:t>Is 2:2–5</w:t>
-        </w:r>
-      </w:hyperlink>
+      <w:r>
+        <w:rPr>
+          <w:lang w:val="es_ES" w:bidi="es_ES"/>
+        </w:rPr>
+        <w:t>Is 2:2–5</w:t>
+      </w:r>
       <w:r>
         <w:rPr>
           <w:lang w:val="es_ES" w:bidi="es_ES"/>
         </w:rPr>
         <w:t xml:space="preserve"> y </w:t>
       </w:r>
-      <w:hyperlink r:id="rId48">
-        <w:r>
-          <w:rPr>
-            <w:lang w:val="es_ES" w:bidi="es_ES"/>
-          </w:rPr>
-          <w:rPr>
-            <w:color w:val="0000EE"/>
-            <w:u w:val="single"/>
-          </w:rPr>
-          <w:t>Mi 4:1–4</w:t>
-        </w:r>
-      </w:hyperlink>
+      <w:r>
+        <w:rPr>
+          <w:lang w:val="es_ES" w:bidi="es_ES"/>
+        </w:rPr>
+        <w:t>Mi 4:1–4</w:t>
+      </w:r>
       <w:r>
         <w:rPr>
           <w:lang w:val="es_ES" w:bidi="es_ES"/>
@@ -1115,18 +893,12 @@
         </w:rPr>
         <w:t>El mensaje de Miqueas es claro: los planes de Dios para su pueblo prevalecerán, y las naciones conocerán a Dios a través de su pueblo Israel y su gobernante elegido (</w:t>
       </w:r>
-      <w:hyperlink r:id="rId49">
-        <w:r>
-          <w:rPr>
-            <w:lang w:val="es_ES" w:bidi="es_ES"/>
-          </w:rPr>
-          <w:rPr>
-            <w:color w:val="0000EE"/>
-            <w:u w:val="single"/>
-          </w:rPr>
-          <w:t>5:2</w:t>
-        </w:r>
-      </w:hyperlink>
+      <w:r>
+        <w:rPr>
+          <w:lang w:val="es_ES" w:bidi="es_ES"/>
+        </w:rPr>
+        <w:t>5:2</w:t>
+      </w:r>
       <w:r>
         <w:rPr>
           <w:lang w:val="es_ES" w:bidi="es_ES"/>
@@ -1161,36 +933,24 @@
         </w:rPr>
         <w:t xml:space="preserve">El objetivo de Dios es tener un pueblo especial con integridad y excelencia moral y espiritual sin igual. Dios no aceptará menos, pero solo las acciones de Dios en favor de su pueblo pueden crear justicia en ellos (ver </w:t>
       </w:r>
-      <w:hyperlink r:id="rId50">
-        <w:r>
-          <w:rPr>
-            <w:lang w:val="es_ES" w:bidi="es_ES"/>
-          </w:rPr>
-          <w:rPr>
-            <w:color w:val="0000EE"/>
-            <w:u w:val="single"/>
-          </w:rPr>
-          <w:t>2 Pe 3:13</w:t>
-        </w:r>
-      </w:hyperlink>
+      <w:r>
+        <w:rPr>
+          <w:lang w:val="es_ES" w:bidi="es_ES"/>
+        </w:rPr>
+        <w:t>2 Pe 3:13</w:t>
+      </w:r>
       <w:r>
         <w:rPr>
           <w:lang w:val="es_ES" w:bidi="es_ES"/>
         </w:rPr>
         <w:t xml:space="preserve">). Muchos años después de Miqueas, Dios enviaría a un “gobernante de Israel”, nacido en Belén, para guiar a su rebaño y traer paz a su pueblo (ver </w:t>
       </w:r>
-      <w:hyperlink r:id="rId51">
-        <w:r>
-          <w:rPr>
-            <w:lang w:val="es_ES" w:bidi="es_ES"/>
-          </w:rPr>
-          <w:rPr>
-            <w:color w:val="0000EE"/>
-            <w:u w:val="single"/>
-          </w:rPr>
-          <w:t>Mi 5:2–5</w:t>
-        </w:r>
-      </w:hyperlink>
+      <w:r>
+        <w:rPr>
+          <w:lang w:val="es_ES" w:bidi="es_ES"/>
+        </w:rPr>
+        <w:t>Mi 5:2–5</w:t>
+      </w:r>
       <w:r>
         <w:rPr>
           <w:lang w:val="es_ES" w:bidi="es_ES"/>
